--- a/Francais/Poeme/la_mort_dOlivier_Becaille_grille_et_texte.docx
+++ b/Francais/Poeme/la_mort_dOlivier_Becaille_grille_et_texte.docx
@@ -1,6 +1,6 @@
 
 <file path=word/document.xml><?xml version="1.0" encoding="utf-8"?>
-<w:document xmlns:wpc="http://schemas.microsoft.com/office/word/2010/wordprocessingCanvas" xmlns:cx="http://schemas.microsoft.com/office/drawing/2014/chartex" xmlns:cx1="http://schemas.microsoft.com/office/drawing/2015/9/8/chartex" xmlns:cx2="http://schemas.microsoft.com/office/drawing/2015/10/21/chartex" xmlns:cx3="http://schemas.microsoft.com/office/drawing/2016/5/9/chartex" xmlns:cx4="http://schemas.microsoft.com/office/drawing/2016/5/10/chartex" xmlns:cx5="http://schemas.microsoft.com/office/drawing/2016/5/11/chartex" xmlns:cx6="http://schemas.microsoft.com/office/drawing/2016/5/12/chartex" xmlns:cx7="http://schemas.microsoft.com/office/drawing/2016/5/13/chartex" xmlns:cx8="http://schemas.microsoft.com/office/drawing/2016/5/14/chartex" xmlns:mc="http://schemas.openxmlformats.org/markup-compatibility/2006" xmlns:aink="http://schemas.microsoft.com/office/drawing/2016/ink" xmlns:am3d="http://schemas.microsoft.com/office/drawing/2017/model3d" xmlns:o="urn:schemas-microsoft-com:office:office" xmlns:r="http://schemas.openxmlformats.org/officeDocument/2006/relationships" xmlns:m="http://schemas.openxmlformats.org/officeDocument/2006/math" xmlns:v="urn:schemas-microsoft-com:vml" xmlns:wp14="http://schemas.microsoft.com/office/word/2010/wordprocessingDrawing" xmlns:wp="http://schemas.openxmlformats.org/drawingml/2006/wordprocessingDrawing" xmlns:w10="urn:schemas-microsoft-com:office:word" xmlns:w="http://schemas.openxmlformats.org/wordprocessingml/2006/main" xmlns:w14="http://schemas.microsoft.com/office/word/2010/wordml" xmlns:w15="http://schemas.microsoft.com/office/word/2012/wordml" xmlns:w16cid="http://schemas.microsoft.com/office/word/2016/wordml/cid" xmlns:w16se="http://schemas.microsoft.com/office/word/2015/wordml/symex" xmlns:wpg="http://schemas.microsoft.com/office/word/2010/wordprocessingGroup" xmlns:wpi="http://schemas.microsoft.com/office/word/2010/wordprocessingInk" xmlns:wne="http://schemas.microsoft.com/office/word/2006/wordml" xmlns:wps="http://schemas.microsoft.com/office/word/2010/wordprocessingShape" mc:Ignorable="w14 w15 w16se w16cid wp14">
+<w:document xmlns:wpc="http://schemas.microsoft.com/office/word/2010/wordprocessingCanvas" xmlns:cx="http://schemas.microsoft.com/office/drawing/2014/chartex" xmlns:cx1="http://schemas.microsoft.com/office/drawing/2015/9/8/chartex" xmlns:cx2="http://schemas.microsoft.com/office/drawing/2015/10/21/chartex" xmlns:cx3="http://schemas.microsoft.com/office/drawing/2016/5/9/chartex" xmlns:cx4="http://schemas.microsoft.com/office/drawing/2016/5/10/chartex" xmlns:cx5="http://schemas.microsoft.com/office/drawing/2016/5/11/chartex" xmlns:cx6="http://schemas.microsoft.com/office/drawing/2016/5/12/chartex" xmlns:cx7="http://schemas.microsoft.com/office/drawing/2016/5/13/chartex" xmlns:cx8="http://schemas.microsoft.com/office/drawing/2016/5/14/chartex" xmlns:mc="http://schemas.openxmlformats.org/markup-compatibility/2006" xmlns:aink="http://schemas.microsoft.com/office/drawing/2016/ink" xmlns:am3d="http://schemas.microsoft.com/office/drawing/2017/model3d" xmlns:o="urn:schemas-microsoft-com:office:office" xmlns:r="http://schemas.openxmlformats.org/officeDocument/2006/relationships" xmlns:m="http://schemas.openxmlformats.org/officeDocument/2006/math" xmlns:v="urn:schemas-microsoft-com:vml" xmlns:wp14="http://schemas.microsoft.com/office/word/2010/wordprocessingDrawing" xmlns:wp="http://schemas.openxmlformats.org/drawingml/2006/wordprocessingDrawing" xmlns:w10="urn:schemas-microsoft-com:office:word" xmlns:w="http://schemas.openxmlformats.org/wordprocessingml/2006/main" xmlns:w14="http://schemas.microsoft.com/office/word/2010/wordml" xmlns:w15="http://schemas.microsoft.com/office/word/2012/wordml" xmlns:w16cex="http://schemas.microsoft.com/office/word/2018/wordml/cex" xmlns:w16cid="http://schemas.microsoft.com/office/word/2016/wordml/cid" xmlns:w16="http://schemas.microsoft.com/office/word/2018/wordml" xmlns:w16se="http://schemas.microsoft.com/office/word/2015/wordml/symex" xmlns:wpg="http://schemas.microsoft.com/office/word/2010/wordprocessingGroup" xmlns:wpi="http://schemas.microsoft.com/office/word/2010/wordprocessingInk" xmlns:wne="http://schemas.microsoft.com/office/word/2006/wordml" xmlns:wps="http://schemas.microsoft.com/office/word/2010/wordprocessingShape" mc:Ignorable="w14 w15 w16se w16cid w16 w16cex wp14">
   <w:body>
     <w:p/>
     <w:p/>
@@ -517,7 +517,15 @@
                 <w:sz w:val="22"/>
                 <w:szCs w:val="22"/>
               </w:rPr>
-              <w:t>Environ 1879</w:t>
+              <w:t xml:space="preserve">Environ </w:t>
+            </w:r>
+            <w:r>
+              <w:rPr>
+                <w:sz w:val="22"/>
+                <w:szCs w:val="22"/>
+                <w:highlight w:val="yellow"/>
+              </w:rPr>
+              <w:t>1879</w:t>
             </w:r>
           </w:p>
         </w:tc>
@@ -3499,6 +3507,7 @@
                 <w:sz w:val="28"/>
                 <w:szCs w:val="28"/>
               </w:rPr>
+              <w:lastRenderedPageBreak/>
               <w:t xml:space="preserve">   </w:t>
             </w:r>
           </w:p>
@@ -3524,24 +3533,58 @@
                 <w:sz w:val="28"/>
                 <w:szCs w:val="28"/>
               </w:rPr>
-              <w:t xml:space="preserve"> Brusquement, je me souvins. Une horreur souleva mes cheveux, je sentis l’affreuse vérité couler en moi, des pieds à la tête, comme une glace. Étais-je sorti enfin de cette syncope, qui m’avait frappé pendant de longues heures d’une rigidité de cadavre? Oui, je remuais, je promenais mes mains le long des planches du cercueil. Une dernière épreuve me restait à faire : j’ouvris la bouche, je parlai, appelant Marguerite, instinctivement. Mais j’avais hurlé, et ma voix, dans cette boîte de sapin, avait pris un son rauque si effrayant que je m’épouvantai moi-même. Mon Dieu! C’était donc vrai? Je pouvais crier que je vivais, et ma vois ne serait pas entendue, et j’étais enfermé, écrasé sous la terre!</w:t>
-            </w:r>
-          </w:p>
-          <w:p>
-            <w:pPr>
-              <w:rPr>
-                <w:bCs/>
-                <w:sz w:val="28"/>
-                <w:szCs w:val="28"/>
-              </w:rPr>
-            </w:pPr>
-            <w:r>
-              <w:rPr>
-                <w:bCs/>
-                <w:sz w:val="28"/>
-                <w:szCs w:val="28"/>
-              </w:rPr>
-              <w:t xml:space="preserve">    Je fis un effort suprême pour me calmer et réfléchir. N’y avait-il aucun moyen de sortir de là? Mon rêve recommençait, je n’avais pas le cerveau bien solide, je mêlais l’imagination du puits d’air et de sa tache de ciel, avec la réalité où je suffoquais. Les yeux démesurément ouverts, je regardais les ténèbres. Peut-être apercevrais-je un trou, une fente, une goutte de lumière! Mais des étincelles de feu passaient seules dans la nuit, des clartés rouges s’élargissaient et s’évanouissaient. Rien, un gouffre noir, insondable. Puis, la lucidité me revenait, j’écartais ce cauchemar imbécile. Il me fallait toute ma tête si je voulais tenter le salut.</w:t>
+              <w:t xml:space="preserve"> Brusquement, je me souvins. Une horreur souleva mes cheveux, je sentis l’affreuse vérité couler en moi, des pieds à la tête, comme une glace. Étais-je sorti enfin de cette syncope, qui m’avait frappé pendant de longues heures d’une rigidité de cadavre? Oui, je remuais, je promenais mes mains le long des planches du cercueil. Une dernière épreuve me restait à faire : j’ouvris la bouche, je parlai, appelant </w:t>
+            </w:r>
+            <w:r>
+              <w:rPr>
+                <w:bCs/>
+                <w:sz w:val="28"/>
+                <w:szCs w:val="28"/>
+                <w:highlight w:val="yellow"/>
+              </w:rPr>
+              <w:t>Marguerite</w:t>
+            </w:r>
+            <w:r>
+              <w:rPr>
+                <w:bCs/>
+                <w:sz w:val="28"/>
+                <w:szCs w:val="28"/>
+              </w:rPr>
+              <w:t>, instinctivement. Mais j’avais hurlé, et ma voix, dans cette boîte de sapin, avait pris un son rauque si effrayant que je m’épouvantai moi-même. Mon Dieu! C’était donc vrai? Je pouvais crier que je vivais, et ma vois ne serait pas entendue, et j’étais enfermé, écrasé sous la terre!</w:t>
+            </w:r>
+          </w:p>
+          <w:p>
+            <w:pPr>
+              <w:rPr>
+                <w:bCs/>
+                <w:sz w:val="28"/>
+                <w:szCs w:val="28"/>
+              </w:rPr>
+            </w:pPr>
+            <w:r>
+              <w:rPr>
+                <w:bCs/>
+                <w:sz w:val="28"/>
+                <w:szCs w:val="28"/>
+              </w:rPr>
+              <w:t xml:space="preserve">    Je fis un effort suprême pour me calmer et réfléchir. N’y avait-il aucun moyen de sortir de là? Mon rêve recommençait, je n’avais pas le cerveau bien solide, je mêlais l’imagination du puits d’air et de sa tache de ciel, avec la réalité où je suffoquais. Les yeux démesurément ouverts, </w:t>
+            </w:r>
+            <w:r>
+              <w:rPr>
+                <w:bCs/>
+                <w:sz w:val="28"/>
+                <w:szCs w:val="28"/>
+                <w:highlight w:val="magenta"/>
+              </w:rPr>
+              <w:t>je regardais les ténèbres</w:t>
+            </w:r>
+            <w:r>
+              <w:rPr>
+                <w:bCs/>
+                <w:sz w:val="28"/>
+                <w:szCs w:val="28"/>
+              </w:rPr>
+              <w:t>. Peut-être apercevrais-je un trou, une fente, une goutte de lumière! Mais des étincelles de feu passaient seules dans la nuit, des clartés rouges s’élargissaient et s’évanouissaient. Rien, un gouffre noir, insondable. Puis, la lucidité me revenait, j’écartais ce cauchemar imbécile. Il me fallait toute ma tête si je voulais tenter le salut.</w:t>
             </w:r>
           </w:p>
           <w:p>
@@ -3566,41 +3609,76 @@
                 <w:sz w:val="28"/>
                 <w:szCs w:val="28"/>
               </w:rPr>
-              <w:t>je ne me dégageais pas au plus tôt. Je souffrais également du froid, et je craignais de me laisser envahir par cet engourdissement mortel des hommes qui tombent dans la neige, pour ne plus se relever.</w:t>
-            </w:r>
-          </w:p>
-          <w:p>
-            <w:pPr>
-              <w:rPr>
-                <w:bCs/>
-                <w:sz w:val="28"/>
-                <w:szCs w:val="28"/>
-              </w:rPr>
-            </w:pPr>
-            <w:r>
-              <w:rPr>
-                <w:bCs/>
-                <w:sz w:val="28"/>
-                <w:szCs w:val="28"/>
-              </w:rPr>
-              <w:t xml:space="preserve">    Tout en me répétant qu’il me fallait du calme, je sentais des bouffées de folie monter à mon crâne. Alors je m’exhortais, essayant de me rappeler ce que je savais sur la façon dont on enterre. Sans doute, j’étais dans une concession de cinq ans; cela m’ôtait un espoir, car j’avais remarqué, autrefois, à Nantes, que les tranchées des fosses communes laissent passer, dans le remblaiement continu, les pieds des derniers cercueils enfouis. Il m’aurait suffi alors de briser une planche pour m’échapper; tandis que si je me trouvais dans un trou comblé entièrement, j’avais sur moi toute une couche épaisse de terre, qui allait être un terrible obstacle. N’avais-je pas entendu dire qu’à Paris, on enterrait à six pieds de profondeur? Comment percer cette masse énorme? Si même je parvenais à fendre le couvercle, la terre n’allait-elle pas entrer, glisser comme un sable fin, m’emplir les yeux et la bouche? Et ce serait encore la mort, une mort abominable, une noyade dans de la boue.</w:t>
-            </w:r>
-          </w:p>
-          <w:p>
-            <w:pPr>
-              <w:rPr>
-                <w:bCs/>
-                <w:sz w:val="28"/>
-                <w:szCs w:val="28"/>
-              </w:rPr>
-            </w:pPr>
-            <w:r>
-              <w:rPr>
-                <w:bCs/>
-                <w:sz w:val="28"/>
-                <w:szCs w:val="28"/>
-              </w:rPr>
-              <w:t xml:space="preserve">    Cependant, je tâtai soigneusement autour de moi. Le cercueil était grand, je remuais les bras avec facilité. Dans le couvercle, je ne sentis aucune fente. À droit et à gauche, les planches étaient mal rabotées, mais résistantes et solides. Je repliai mon bras le long de ma poitrine, pour remonter vers la tête. Là, je découvris, dans la planche du bout, un nœud qui cédait légèrement sous la pression; je travaillai avec la plus grande peine, je finis par chasser le nœud, et de l’autre côté, en enfonçant un doigt, je reconnus la terre, une terre grasse, argileuse et mouillée. Mais cela ne m’avançait à rien. Je regrettai même d’avoir ôté ce nœud, comme si la terre avait pu entrer. Une autre expérience m’</w:t>
+              <w:t xml:space="preserve">je ne me dégageais pas au plus tôt. </w:t>
+            </w:r>
+            <w:r>
+              <w:rPr>
+                <w:bCs/>
+                <w:sz w:val="28"/>
+                <w:szCs w:val="28"/>
+                <w:highlight w:val="magenta"/>
+              </w:rPr>
+              <w:t>Je souffrais également du froid, et je craignais de me laisser envahir par cet engourdissement mortel des hommes qui tombent dans la neige, pour ne plus se relever.</w:t>
+            </w:r>
+          </w:p>
+          <w:p>
+            <w:pPr>
+              <w:rPr>
+                <w:bCs/>
+                <w:sz w:val="28"/>
+                <w:szCs w:val="28"/>
+              </w:rPr>
+            </w:pPr>
+            <w:r>
+              <w:rPr>
+                <w:bCs/>
+                <w:sz w:val="28"/>
+                <w:szCs w:val="28"/>
+              </w:rPr>
+              <w:t xml:space="preserve">    Tout en me répétant qu’il me fallait du calme, je sentais des bouffées de folie monter à mon crâne. Alors je m’exhortais, essayant de me rappeler ce que je savais sur la façon dont on enterre. Sans doute, j’étais dans une concession de cinq ans; cela m’ôtait un espoir, car j’avais remarqué, autrefois, à Nantes, que les tranchées des fosses communes laissent passer, dans le remblaiement continu, les pieds des derniers cercueils enfouis. Il m’aurait suffi alors de briser une planche pour m’échapper; tandis que si je me trouvais dans un trou comblé entièrement, j’avais sur moi toute une couche épaisse de terre, qui allait être un terrible obstacle. N’avais-je pas entendu dire qu’à </w:t>
+            </w:r>
+            <w:r>
+              <w:rPr>
+                <w:bCs/>
+                <w:sz w:val="28"/>
+                <w:szCs w:val="28"/>
+                <w:highlight w:val="green"/>
+              </w:rPr>
+              <w:t>Paris,</w:t>
+            </w:r>
+            <w:r>
+              <w:rPr>
+                <w:bCs/>
+                <w:sz w:val="28"/>
+                <w:szCs w:val="28"/>
+              </w:rPr>
+              <w:t xml:space="preserve"> on enterrait à six pieds de profondeur? Comment percer cette masse énorme? Si même je parvenais à fendre le couvercle, la terre n’allait-elle pas entrer, glisser comme un sable fin, m’emplir les yeux et la bouche? Et ce serait encore la mort, une mort abominable, une noyade dans de la boue.</w:t>
+            </w:r>
+          </w:p>
+          <w:p>
+            <w:pPr>
+              <w:rPr>
+                <w:bCs/>
+                <w:sz w:val="28"/>
+                <w:szCs w:val="28"/>
+              </w:rPr>
+            </w:pPr>
+            <w:r>
+              <w:rPr>
+                <w:bCs/>
+                <w:sz w:val="28"/>
+                <w:szCs w:val="28"/>
+              </w:rPr>
+              <w:t xml:space="preserve">    Cependant, je tâtai soigneusement autour de moi. Le cercueil était grand, je remuais les bras avec facilité. Dans le couvercle, je ne sentis aucune fente. À droit et à gauche, les planches étaient mal rabotées, mais résistantes et solides. Je repliai mon bras le long de ma poitrine, pour remonter vers la tête. Là, je découvris, dans la planche du bout, un nœud qui cédait légèrement sous la pression; je travaillai avec la plus grande peine, je finis par chasser le nœud, et de l’autre côté, en enfonçant un </w:t>
+            </w:r>
+            <w:r>
+              <w:rPr>
+                <w:bCs/>
+                <w:sz w:val="28"/>
+                <w:szCs w:val="28"/>
+              </w:rPr>
+              <w:lastRenderedPageBreak/>
+              <w:t>doigt, je reconnus la terre, une terre grasse, argileuse et mouillée. Mais cela ne m’avançait à rien. Je regrettai même d’avoir ôté ce nœud, comme si la terre avait pu entrer. Une autre expérience m’</w:t>
             </w:r>
             <w:r>
               <w:rPr>
@@ -3625,7 +3703,24 @@
                 <w:sz w:val="28"/>
                 <w:szCs w:val="28"/>
               </w:rPr>
-              <w:t xml:space="preserve">    Alors, je commençais par des poussées légères, les bras en avant, avec les poings. Le bois résista. J’’employai ensuite les genoux, m’arc-boutant sur les pieds et sur les reins. Il n’y eut pas un craquement. Je finis par donner toute ma force, je poussais du corps entier, si violemment que mes os meurtris criaient. Et ce fut à ce moment que je devins fou.</w:t>
+              <w:t xml:space="preserve">    Alors, je commençais par des poussées légères, les bras en avant, avec les poings. Le bois résista. J’’employai ensuite les genoux, m’arc-boutant sur les pieds et sur les reins. Il n’y eut pas un craquement. Je finis par donner toute ma force, </w:t>
+            </w:r>
+            <w:r>
+              <w:rPr>
+                <w:bCs/>
+                <w:sz w:val="28"/>
+                <w:szCs w:val="28"/>
+                <w:highlight w:val="magenta"/>
+              </w:rPr>
+              <w:t>je poussais du corps entier, si violemment que mes os meurtris criaient</w:t>
+            </w:r>
+            <w:r>
+              <w:rPr>
+                <w:bCs/>
+                <w:sz w:val="28"/>
+                <w:szCs w:val="28"/>
+              </w:rPr>
+              <w:t>. Et ce fut à ce moment que je devins fou.</w:t>
             </w:r>
           </w:p>
           <w:p>
@@ -3762,8 +3857,6 @@
               </w:rPr>
               <w:t>ISBN : 9782277300427</w:t>
             </w:r>
-            <w:bookmarkStart w:id="0" w:name="_GoBack"/>
-            <w:bookmarkEnd w:id="0"/>
           </w:p>
         </w:tc>
       </w:tr>
@@ -3846,7 +3939,7 @@
 </file>
 
 <file path=word/styles.xml><?xml version="1.0" encoding="utf-8"?>
-<w:styles xmlns:mc="http://schemas.openxmlformats.org/markup-compatibility/2006" xmlns:r="http://schemas.openxmlformats.org/officeDocument/2006/relationships" xmlns:w="http://schemas.openxmlformats.org/wordprocessingml/2006/main" xmlns:w14="http://schemas.microsoft.com/office/word/2010/wordml" xmlns:w15="http://schemas.microsoft.com/office/word/2012/wordml" xmlns:w16cid="http://schemas.microsoft.com/office/word/2016/wordml/cid" xmlns:w16se="http://schemas.microsoft.com/office/word/2015/wordml/symex" mc:Ignorable="w14 w15 w16se w16cid">
+<w:styles xmlns:mc="http://schemas.openxmlformats.org/markup-compatibility/2006" xmlns:r="http://schemas.openxmlformats.org/officeDocument/2006/relationships" xmlns:w="http://schemas.openxmlformats.org/wordprocessingml/2006/main" xmlns:w14="http://schemas.microsoft.com/office/word/2010/wordml" xmlns:w15="http://schemas.microsoft.com/office/word/2012/wordml" xmlns:w16cex="http://schemas.microsoft.com/office/word/2018/wordml/cex" xmlns:w16cid="http://schemas.microsoft.com/office/word/2016/wordml/cid" xmlns:w16="http://schemas.microsoft.com/office/word/2018/wordml" xmlns:w16se="http://schemas.microsoft.com/office/word/2015/wordml/symex" mc:Ignorable="w14 w15 w16se w16cid w16 w16cex">
   <w:docDefaults>
     <w:rPrDefault>
       <w:rPr>
@@ -3862,7 +3955,7 @@
       </w:pPr>
     </w:pPrDefault>
   </w:docDefaults>
-  <w:latentStyles w:defLockedState="0" w:defUIPriority="99" w:defSemiHidden="0" w:defUnhideWhenUsed="0" w:defQFormat="0" w:count="375">
+  <w:latentStyles w:defLockedState="0" w:defUIPriority="99" w:defSemiHidden="0" w:defUnhideWhenUsed="0" w:defQFormat="0" w:count="376">
     <w:lsdException w:name="Normal" w:uiPriority="0" w:qFormat="1"/>
     <w:lsdException w:name="heading 1" w:uiPriority="9" w:qFormat="1"/>
     <w:lsdException w:name="heading 2" w:semiHidden="1" w:uiPriority="9" w:unhideWhenUsed="1" w:qFormat="1"/>
@@ -3968,7 +4061,6 @@
     <w:lsdException w:name="HTML Sample" w:semiHidden="1" w:unhideWhenUsed="1"/>
     <w:lsdException w:name="HTML Typewriter" w:semiHidden="1" w:unhideWhenUsed="1"/>
     <w:lsdException w:name="HTML Variable" w:semiHidden="1" w:unhideWhenUsed="1"/>
-    <w:lsdException w:name="Normal Table" w:semiHidden="1" w:unhideWhenUsed="1"/>
     <w:lsdException w:name="annotation subject" w:semiHidden="1" w:unhideWhenUsed="1"/>
     <w:lsdException w:name="No List" w:semiHidden="1" w:unhideWhenUsed="1"/>
     <w:lsdException w:name="Outline List 1" w:semiHidden="1" w:unhideWhenUsed="1"/>
@@ -4015,10 +4107,8 @@
     <w:lsdException w:name="Table Subtle 2" w:semiHidden="1" w:unhideWhenUsed="1"/>
     <w:lsdException w:name="Table Web 1" w:semiHidden="1" w:unhideWhenUsed="1"/>
     <w:lsdException w:name="Table Web 2" w:semiHidden="1" w:unhideWhenUsed="1"/>
-    <w:lsdException w:name="Table Web 3" w:semiHidden="1" w:unhideWhenUsed="1"/>
     <w:lsdException w:name="Balloon Text" w:semiHidden="1" w:unhideWhenUsed="1"/>
     <w:lsdException w:name="Table Grid" w:uiPriority="0"/>
-    <w:lsdException w:name="Table Theme" w:semiHidden="1" w:unhideWhenUsed="1"/>
     <w:lsdException w:name="Placeholder Text" w:semiHidden="1"/>
     <w:lsdException w:name="No Spacing" w:uiPriority="1" w:qFormat="1"/>
     <w:lsdException w:name="Light Shading" w:uiPriority="60"/>
@@ -4238,6 +4328,7 @@
     <w:lsdException w:name="Smart Hyperlink" w:semiHidden="1" w:unhideWhenUsed="1"/>
     <w:lsdException w:name="Hashtag" w:semiHidden="1" w:unhideWhenUsed="1"/>
     <w:lsdException w:name="Unresolved Mention" w:semiHidden="1" w:unhideWhenUsed="1"/>
+    <w:lsdException w:name="Smart Link" w:semiHidden="1" w:unhideWhenUsed="1"/>
   </w:latentStyles>
   <w:style w:type="paragraph" w:default="1" w:styleId="Normal">
     <w:name w:val="Normal"/>
@@ -4622,4 +4713,16 @@
     </a:ext>
   </a:extLst>
 </a:theme>
+</file>
+
+<file path=customXml/item1.xml><?xml version="1.0" encoding="utf-8"?>
+<b:Sources xmlns:b="http://schemas.openxmlformats.org/officeDocument/2006/bibliography" xmlns="http://schemas.openxmlformats.org/officeDocument/2006/bibliography" SelectedStyle="\APASixthEditionOfficeOnline.xsl" StyleName="APA" Version="6"/>
+</file>
+
+<file path=customXml/itemProps1.xml><?xml version="1.0" encoding="utf-8"?>
+<ds:datastoreItem xmlns:ds="http://schemas.openxmlformats.org/officeDocument/2006/customXml" ds:itemID="{05A613FD-B641-4FEF-87B9-E2E97E6FF8EB}">
+  <ds:schemaRefs>
+    <ds:schemaRef ds:uri="http://schemas.openxmlformats.org/officeDocument/2006/bibliography"/>
+  </ds:schemaRefs>
+</ds:datastoreItem>
 </file>